--- a/LABlogbook.docx
+++ b/LABlogbook.docx
@@ -578,6 +578,173 @@
           <w:u w:val="single"/>
         </w:rPr>
       </w:pPr>
+      <w:r>
+        <w:rPr>
+          <w:noProof/>
+          <w:sz w:val="44"/>
+          <w:szCs w:val="44"/>
+          <w:u w:val="single"/>
+        </w:rPr>
+        <w:drawing>
+          <wp:inline distT="0" distB="0" distL="0" distR="0" wp14:anchorId="1ED9D234" wp14:editId="6BF7B4C9">
+            <wp:extent cx="5731510" cy="2878455"/>
+            <wp:effectExtent l="0" t="0" r="0" b="4445"/>
+            <wp:docPr id="1689821695" name="Picture 1" descr="A screenshot of a computer&#10;&#10;AI-generated content may be incorrect."/>
+            <wp:cNvGraphicFramePr>
+              <a:graphicFrameLocks xmlns:a="http://schemas.openxmlformats.org/drawingml/2006/main" noChangeAspect="1"/>
+            </wp:cNvGraphicFramePr>
+            <a:graphic xmlns:a="http://schemas.openxmlformats.org/drawingml/2006/main">
+              <a:graphicData uri="http://schemas.openxmlformats.org/drawingml/2006/picture">
+                <pic:pic xmlns:pic="http://schemas.openxmlformats.org/drawingml/2006/picture">
+                  <pic:nvPicPr>
+                    <pic:cNvPr id="1689821695" name="Picture 1" descr="A screenshot of a computer&#10;&#10;AI-generated content may be incorrect."/>
+                    <pic:cNvPicPr/>
+                  </pic:nvPicPr>
+                  <pic:blipFill>
+                    <a:blip r:embed="rId9" cstate="print">
+                      <a:extLst>
+                        <a:ext uri="{28A0092B-C50C-407E-A947-70E740481C1C}">
+                          <a14:useLocalDpi xmlns:a14="http://schemas.microsoft.com/office/drawing/2010/main" val="0"/>
+                        </a:ext>
+                      </a:extLst>
+                    </a:blip>
+                    <a:stretch>
+                      <a:fillRect/>
+                    </a:stretch>
+                  </pic:blipFill>
+                  <pic:spPr>
+                    <a:xfrm>
+                      <a:off x="0" y="0"/>
+                      <a:ext cx="5731510" cy="2878455"/>
+                    </a:xfrm>
+                    <a:prstGeom prst="rect">
+                      <a:avLst/>
+                    </a:prstGeom>
+                  </pic:spPr>
+                </pic:pic>
+              </a:graphicData>
+            </a:graphic>
+          </wp:inline>
+        </w:drawing>
+      </w:r>
+    </w:p>
+    <w:p>
+      <w:pPr>
+        <w:jc w:val="both"/>
+        <w:rPr>
+          <w:sz w:val="44"/>
+          <w:szCs w:val="44"/>
+          <w:u w:val="single"/>
+        </w:rPr>
+      </w:pPr>
+      <w:r>
+        <w:rPr>
+          <w:noProof/>
+          <w:sz w:val="44"/>
+          <w:szCs w:val="44"/>
+          <w:u w:val="single"/>
+        </w:rPr>
+        <w:drawing>
+          <wp:inline distT="0" distB="0" distL="0" distR="0" wp14:anchorId="40AA898E" wp14:editId="721D3D95">
+            <wp:extent cx="5731510" cy="521970"/>
+            <wp:effectExtent l="0" t="0" r="0" b="0"/>
+            <wp:docPr id="1112945476" name="Picture 2"/>
+            <wp:cNvGraphicFramePr>
+              <a:graphicFrameLocks xmlns:a="http://schemas.openxmlformats.org/drawingml/2006/main" noChangeAspect="1"/>
+            </wp:cNvGraphicFramePr>
+            <a:graphic xmlns:a="http://schemas.openxmlformats.org/drawingml/2006/main">
+              <a:graphicData uri="http://schemas.openxmlformats.org/drawingml/2006/picture">
+                <pic:pic xmlns:pic="http://schemas.openxmlformats.org/drawingml/2006/picture">
+                  <pic:nvPicPr>
+                    <pic:cNvPr id="1112945476" name="Picture 1112945476"/>
+                    <pic:cNvPicPr/>
+                  </pic:nvPicPr>
+                  <pic:blipFill>
+                    <a:blip r:embed="rId10" cstate="print">
+                      <a:extLst>
+                        <a:ext uri="{28A0092B-C50C-407E-A947-70E740481C1C}">
+                          <a14:useLocalDpi xmlns:a14="http://schemas.microsoft.com/office/drawing/2010/main" val="0"/>
+                        </a:ext>
+                      </a:extLst>
+                    </a:blip>
+                    <a:stretch>
+                      <a:fillRect/>
+                    </a:stretch>
+                  </pic:blipFill>
+                  <pic:spPr>
+                    <a:xfrm>
+                      <a:off x="0" y="0"/>
+                      <a:ext cx="5731510" cy="521970"/>
+                    </a:xfrm>
+                    <a:prstGeom prst="rect">
+                      <a:avLst/>
+                    </a:prstGeom>
+                  </pic:spPr>
+                </pic:pic>
+              </a:graphicData>
+            </a:graphic>
+          </wp:inline>
+        </w:drawing>
+      </w:r>
+    </w:p>
+    <w:p>
+      <w:pPr>
+        <w:jc w:val="both"/>
+        <w:rPr>
+          <w:sz w:val="44"/>
+          <w:szCs w:val="44"/>
+          <w:u w:val="single"/>
+        </w:rPr>
+      </w:pPr>
+      <w:r>
+        <w:rPr>
+          <w:noProof/>
+          <w:sz w:val="44"/>
+          <w:szCs w:val="44"/>
+          <w:u w:val="single"/>
+        </w:rPr>
+        <w:drawing>
+          <wp:inline distT="0" distB="0" distL="0" distR="0" wp14:anchorId="005F5813" wp14:editId="107BA2B2">
+            <wp:extent cx="5731510" cy="521970"/>
+            <wp:effectExtent l="0" t="0" r="0" b="0"/>
+            <wp:docPr id="1608759705" name="Picture 3"/>
+            <wp:cNvGraphicFramePr>
+              <a:graphicFrameLocks xmlns:a="http://schemas.openxmlformats.org/drawingml/2006/main" noChangeAspect="1"/>
+            </wp:cNvGraphicFramePr>
+            <a:graphic xmlns:a="http://schemas.openxmlformats.org/drawingml/2006/main">
+              <a:graphicData uri="http://schemas.openxmlformats.org/drawingml/2006/picture">
+                <pic:pic xmlns:pic="http://schemas.openxmlformats.org/drawingml/2006/picture">
+                  <pic:nvPicPr>
+                    <pic:cNvPr id="1608759705" name="Picture 1608759705"/>
+                    <pic:cNvPicPr/>
+                  </pic:nvPicPr>
+                  <pic:blipFill>
+                    <a:blip r:embed="rId11" cstate="print">
+                      <a:extLst>
+                        <a:ext uri="{28A0092B-C50C-407E-A947-70E740481C1C}">
+                          <a14:useLocalDpi xmlns:a14="http://schemas.microsoft.com/office/drawing/2010/main" val="0"/>
+                        </a:ext>
+                      </a:extLst>
+                    </a:blip>
+                    <a:stretch>
+                      <a:fillRect/>
+                    </a:stretch>
+                  </pic:blipFill>
+                  <pic:spPr>
+                    <a:xfrm>
+                      <a:off x="0" y="0"/>
+                      <a:ext cx="5731510" cy="521970"/>
+                    </a:xfrm>
+                    <a:prstGeom prst="rect">
+                      <a:avLst/>
+                    </a:prstGeom>
+                  </pic:spPr>
+                </pic:pic>
+              </a:graphicData>
+            </a:graphic>
+          </wp:inline>
+        </w:drawing>
+      </w:r>
     </w:p>
     <w:p>
       <w:pPr>

--- a/LABlogbook.docx
+++ b/LABlogbook.docx
@@ -773,6 +773,55 @@
           <w:u w:val="single"/>
         </w:rPr>
       </w:pPr>
+      <w:r>
+        <w:rPr>
+          <w:noProof/>
+          <w:sz w:val="44"/>
+          <w:szCs w:val="44"/>
+          <w:u w:val="single"/>
+        </w:rPr>
+        <w:drawing>
+          <wp:inline distT="0" distB="0" distL="0" distR="0" wp14:anchorId="753684DC" wp14:editId="37868FD6">
+            <wp:extent cx="5731510" cy="2031365"/>
+            <wp:effectExtent l="0" t="0" r="0" b="635"/>
+            <wp:docPr id="811841176" name="Picture 4" descr="A screenshot of a computer&#10;&#10;AI-generated content may be incorrect."/>
+            <wp:cNvGraphicFramePr>
+              <a:graphicFrameLocks xmlns:a="http://schemas.openxmlformats.org/drawingml/2006/main" noChangeAspect="1"/>
+            </wp:cNvGraphicFramePr>
+            <a:graphic xmlns:a="http://schemas.openxmlformats.org/drawingml/2006/main">
+              <a:graphicData uri="http://schemas.openxmlformats.org/drawingml/2006/picture">
+                <pic:pic xmlns:pic="http://schemas.openxmlformats.org/drawingml/2006/picture">
+                  <pic:nvPicPr>
+                    <pic:cNvPr id="811841176" name="Picture 4" descr="A screenshot of a computer&#10;&#10;AI-generated content may be incorrect."/>
+                    <pic:cNvPicPr/>
+                  </pic:nvPicPr>
+                  <pic:blipFill>
+                    <a:blip r:embed="rId12" cstate="print">
+                      <a:extLst>
+                        <a:ext uri="{28A0092B-C50C-407E-A947-70E740481C1C}">
+                          <a14:useLocalDpi xmlns:a14="http://schemas.microsoft.com/office/drawing/2010/main" val="0"/>
+                        </a:ext>
+                      </a:extLst>
+                    </a:blip>
+                    <a:stretch>
+                      <a:fillRect/>
+                    </a:stretch>
+                  </pic:blipFill>
+                  <pic:spPr>
+                    <a:xfrm>
+                      <a:off x="0" y="0"/>
+                      <a:ext cx="5731510" cy="2031365"/>
+                    </a:xfrm>
+                    <a:prstGeom prst="rect">
+                      <a:avLst/>
+                    </a:prstGeom>
+                  </pic:spPr>
+                </pic:pic>
+              </a:graphicData>
+            </a:graphic>
+          </wp:inline>
+        </w:drawing>
+      </w:r>
     </w:p>
     <w:p>
       <w:pPr>

--- a/LABlogbook.docx
+++ b/LABlogbook.docx
@@ -288,7 +288,7 @@
         </w:rPr>
         <w:t xml:space="preserve"> </w:t>
       </w:r>
-      <w:hyperlink r:id="rId5" w:history="1">
+      <w:hyperlink r:id="rId7" w:history="1">
         <w:r>
           <w:rPr>
             <w:rStyle w:val="Hyperlink"/>
@@ -330,14 +330,14 @@
       <w:pPr>
         <w:jc w:val="both"/>
         <w:rPr>
-          <w:sz w:val="44"/>
-          <w:szCs w:val="44"/>
-        </w:rPr>
-      </w:pPr>
-      <w:r>
-        <w:rPr>
-          <w:sz w:val="44"/>
-          <w:szCs w:val="44"/>
+          <w:sz w:val="24"/>
+          <w:szCs w:val="24"/>
+        </w:rPr>
+      </w:pPr>
+      <w:r>
+        <w:rPr>
+          <w:sz w:val="24"/>
+          <w:szCs w:val="24"/>
         </w:rPr>
         <w:t>EDA plot created by me is boxplot</w:t>
       </w:r>
@@ -375,7 +375,7 @@
                     <pic:cNvPicPr/>
                   </pic:nvPicPr>
                   <pic:blipFill>
-                    <a:blip r:embed="rId6" cstate="print">
+                    <a:blip r:embed="rId8" cstate="print">
                       <a:extLst>
                         <a:ext uri="{28A0092B-C50C-407E-A947-70E740481C1C}">
                           <a14:useLocalDpi xmlns:a14="http://schemas.microsoft.com/office/drawing/2010/main" val="0"/>
@@ -445,7 +445,7 @@
                     <pic:cNvPicPr/>
                   </pic:nvPicPr>
                   <pic:blipFill>
-                    <a:blip r:embed="rId7">
+                    <a:blip r:embed="rId9">
                       <a:extLst>
                         <a:ext uri="{28A0092B-C50C-407E-A947-70E740481C1C}">
                           <a14:useLocalDpi xmlns:a14="http://schemas.microsoft.com/office/drawing/2010/main" val="0"/>
@@ -514,7 +514,7 @@
                     <pic:cNvPicPr/>
                   </pic:nvPicPr>
                   <pic:blipFill>
-                    <a:blip r:embed="rId8">
+                    <a:blip r:embed="rId10">
                       <a:extLst>
                         <a:ext uri="{28A0092B-C50C-407E-A947-70E740481C1C}">
                           <a14:useLocalDpi xmlns:a14="http://schemas.microsoft.com/office/drawing/2010/main" val="0"/>
@@ -601,7 +601,7 @@
                     <pic:cNvPicPr/>
                   </pic:nvPicPr>
                   <pic:blipFill>
-                    <a:blip r:embed="rId9" cstate="print">
+                    <a:blip r:embed="rId11" cstate="print">
                       <a:extLst>
                         <a:ext uri="{28A0092B-C50C-407E-A947-70E740481C1C}">
                           <a14:useLocalDpi xmlns:a14="http://schemas.microsoft.com/office/drawing/2010/main" val="0"/>
@@ -645,7 +645,7 @@
           <w:u w:val="single"/>
         </w:rPr>
         <w:drawing>
-          <wp:inline distT="0" distB="0" distL="0" distR="0" wp14:anchorId="40AA898E" wp14:editId="721D3D95">
+          <wp:inline distT="0" distB="0" distL="0" distR="0" wp14:anchorId="40AA898E" wp14:editId="0135B0E4">
             <wp:extent cx="5731510" cy="521970"/>
             <wp:effectExtent l="0" t="0" r="0" b="0"/>
             <wp:docPr id="1112945476" name="Picture 2"/>
@@ -660,7 +660,7 @@
                     <pic:cNvPicPr/>
                   </pic:nvPicPr>
                   <pic:blipFill>
-                    <a:blip r:embed="rId10" cstate="print">
+                    <a:blip r:embed="rId12" cstate="print">
                       <a:extLst>
                         <a:ext uri="{28A0092B-C50C-407E-A947-70E740481C1C}">
                           <a14:useLocalDpi xmlns:a14="http://schemas.microsoft.com/office/drawing/2010/main" val="0"/>
@@ -704,7 +704,7 @@
           <w:u w:val="single"/>
         </w:rPr>
         <w:drawing>
-          <wp:inline distT="0" distB="0" distL="0" distR="0" wp14:anchorId="005F5813" wp14:editId="107BA2B2">
+          <wp:inline distT="0" distB="0" distL="0" distR="0" wp14:anchorId="005F5813" wp14:editId="7EB858DA">
             <wp:extent cx="5731510" cy="521970"/>
             <wp:effectExtent l="0" t="0" r="0" b="0"/>
             <wp:docPr id="1608759705" name="Picture 3"/>
@@ -719,7 +719,7 @@
                     <pic:cNvPicPr/>
                   </pic:nvPicPr>
                   <pic:blipFill>
-                    <a:blip r:embed="rId11" cstate="print">
+                    <a:blip r:embed="rId13" cstate="print">
                       <a:extLst>
                         <a:ext uri="{28A0092B-C50C-407E-A947-70E740481C1C}">
                           <a14:useLocalDpi xmlns:a14="http://schemas.microsoft.com/office/drawing/2010/main" val="0"/>
@@ -796,7 +796,7 @@
                     <pic:cNvPicPr/>
                   </pic:nvPicPr>
                   <pic:blipFill>
-                    <a:blip r:embed="rId12" cstate="print">
+                    <a:blip r:embed="rId14" cstate="print">
                       <a:extLst>
                         <a:ext uri="{28A0092B-C50C-407E-A947-70E740481C1C}">
                           <a14:useLocalDpi xmlns:a14="http://schemas.microsoft.com/office/drawing/2010/main" val="0"/>
@@ -850,6 +850,56 @@
           <w:u w:val="single"/>
         </w:rPr>
       </w:pPr>
+      <w:r>
+        <w:rPr>
+          <w:noProof/>
+          <w:sz w:val="44"/>
+          <w:szCs w:val="44"/>
+          <w:u w:val="single"/>
+        </w:rPr>
+        <w:lastRenderedPageBreak/>
+        <w:drawing>
+          <wp:inline distT="0" distB="0" distL="0" distR="0" wp14:anchorId="1072C0D2" wp14:editId="6A12FE44">
+            <wp:extent cx="5731510" cy="3430905"/>
+            <wp:effectExtent l="0" t="0" r="0" b="0"/>
+            <wp:docPr id="34829201" name="Picture 1"/>
+            <wp:cNvGraphicFramePr>
+              <a:graphicFrameLocks xmlns:a="http://schemas.openxmlformats.org/drawingml/2006/main" noChangeAspect="1"/>
+            </wp:cNvGraphicFramePr>
+            <a:graphic xmlns:a="http://schemas.openxmlformats.org/drawingml/2006/main">
+              <a:graphicData uri="http://schemas.openxmlformats.org/drawingml/2006/picture">
+                <pic:pic xmlns:pic="http://schemas.openxmlformats.org/drawingml/2006/picture">
+                  <pic:nvPicPr>
+                    <pic:cNvPr id="34829201" name="Picture 34829201"/>
+                    <pic:cNvPicPr/>
+                  </pic:nvPicPr>
+                  <pic:blipFill>
+                    <a:blip r:embed="rId15" cstate="print">
+                      <a:extLst>
+                        <a:ext uri="{28A0092B-C50C-407E-A947-70E740481C1C}">
+                          <a14:useLocalDpi xmlns:a14="http://schemas.microsoft.com/office/drawing/2010/main" val="0"/>
+                        </a:ext>
+                      </a:extLst>
+                    </a:blip>
+                    <a:stretch>
+                      <a:fillRect/>
+                    </a:stretch>
+                  </pic:blipFill>
+                  <pic:spPr>
+                    <a:xfrm>
+                      <a:off x="0" y="0"/>
+                      <a:ext cx="5731510" cy="3430905"/>
+                    </a:xfrm>
+                    <a:prstGeom prst="rect">
+                      <a:avLst/>
+                    </a:prstGeom>
+                  </pic:spPr>
+                </pic:pic>
+              </a:graphicData>
+            </a:graphic>
+          </wp:inline>
+        </w:drawing>
+      </w:r>
     </w:p>
     <w:p>
       <w:pPr>
@@ -862,6 +912,65 @@
       </w:pPr>
       <w:r>
         <w:rPr>
+          <w:noProof/>
+          <w:sz w:val="44"/>
+          <w:szCs w:val="44"/>
+          <w:u w:val="single"/>
+        </w:rPr>
+        <w:drawing>
+          <wp:inline distT="0" distB="0" distL="0" distR="0" wp14:anchorId="76CB2451" wp14:editId="29C0F20F">
+            <wp:extent cx="5731510" cy="3302635"/>
+            <wp:effectExtent l="0" t="0" r="0" b="0"/>
+            <wp:docPr id="735653808" name="Picture 2"/>
+            <wp:cNvGraphicFramePr>
+              <a:graphicFrameLocks xmlns:a="http://schemas.openxmlformats.org/drawingml/2006/main" noChangeAspect="1"/>
+            </wp:cNvGraphicFramePr>
+            <a:graphic xmlns:a="http://schemas.openxmlformats.org/drawingml/2006/main">
+              <a:graphicData uri="http://schemas.openxmlformats.org/drawingml/2006/picture">
+                <pic:pic xmlns:pic="http://schemas.openxmlformats.org/drawingml/2006/picture">
+                  <pic:nvPicPr>
+                    <pic:cNvPr id="735653808" name="Picture 735653808"/>
+                    <pic:cNvPicPr/>
+                  </pic:nvPicPr>
+                  <pic:blipFill>
+                    <a:blip r:embed="rId16" cstate="print">
+                      <a:extLst>
+                        <a:ext uri="{28A0092B-C50C-407E-A947-70E740481C1C}">
+                          <a14:useLocalDpi xmlns:a14="http://schemas.microsoft.com/office/drawing/2010/main" val="0"/>
+                        </a:ext>
+                      </a:extLst>
+                    </a:blip>
+                    <a:stretch>
+                      <a:fillRect/>
+                    </a:stretch>
+                  </pic:blipFill>
+                  <pic:spPr>
+                    <a:xfrm>
+                      <a:off x="0" y="0"/>
+                      <a:ext cx="5731510" cy="3302635"/>
+                    </a:xfrm>
+                    <a:prstGeom prst="rect">
+                      <a:avLst/>
+                    </a:prstGeom>
+                  </pic:spPr>
+                </pic:pic>
+              </a:graphicData>
+            </a:graphic>
+          </wp:inline>
+        </w:drawing>
+      </w:r>
+    </w:p>
+    <w:p>
+      <w:pPr>
+        <w:jc w:val="both"/>
+        <w:rPr>
+          <w:sz w:val="44"/>
+          <w:szCs w:val="44"/>
+          <w:u w:val="single"/>
+        </w:rPr>
+      </w:pPr>
+      <w:r>
+        <w:rPr>
           <w:sz w:val="44"/>
           <w:szCs w:val="44"/>
           <w:u w:val="single"/>
@@ -878,11 +987,303 @@
           <w:u w:val="single"/>
         </w:rPr>
       </w:pPr>
-    </w:p>
-    <w:p>
-      <w:pPr>
+      <w:r>
+        <w:rPr>
+          <w:noProof/>
+          <w:sz w:val="44"/>
+          <w:szCs w:val="44"/>
+          <w:u w:val="single"/>
+        </w:rPr>
+        <w:lastRenderedPageBreak/>
+        <w:drawing>
+          <wp:inline distT="0" distB="0" distL="0" distR="0" wp14:anchorId="03D91FBD" wp14:editId="0D80469F">
+            <wp:extent cx="5731510" cy="2663190"/>
+            <wp:effectExtent l="0" t="0" r="0" b="3810"/>
+            <wp:docPr id="1175325712" name="Picture 3"/>
+            <wp:cNvGraphicFramePr>
+              <a:graphicFrameLocks xmlns:a="http://schemas.openxmlformats.org/drawingml/2006/main" noChangeAspect="1"/>
+            </wp:cNvGraphicFramePr>
+            <a:graphic xmlns:a="http://schemas.openxmlformats.org/drawingml/2006/main">
+              <a:graphicData uri="http://schemas.openxmlformats.org/drawingml/2006/picture">
+                <pic:pic xmlns:pic="http://schemas.openxmlformats.org/drawingml/2006/picture">
+                  <pic:nvPicPr>
+                    <pic:cNvPr id="1175325712" name="Picture 1175325712"/>
+                    <pic:cNvPicPr/>
+                  </pic:nvPicPr>
+                  <pic:blipFill>
+                    <a:blip r:embed="rId17" cstate="print">
+                      <a:extLst>
+                        <a:ext uri="{28A0092B-C50C-407E-A947-70E740481C1C}">
+                          <a14:useLocalDpi xmlns:a14="http://schemas.microsoft.com/office/drawing/2010/main" val="0"/>
+                        </a:ext>
+                      </a:extLst>
+                    </a:blip>
+                    <a:stretch>
+                      <a:fillRect/>
+                    </a:stretch>
+                  </pic:blipFill>
+                  <pic:spPr>
+                    <a:xfrm>
+                      <a:off x="0" y="0"/>
+                      <a:ext cx="5731510" cy="2663190"/>
+                    </a:xfrm>
+                    <a:prstGeom prst="rect">
+                      <a:avLst/>
+                    </a:prstGeom>
+                  </pic:spPr>
+                </pic:pic>
+              </a:graphicData>
+            </a:graphic>
+          </wp:inline>
+        </w:drawing>
+      </w:r>
+    </w:p>
+    <w:p>
+      <w:pPr>
+        <w:spacing w:after="0" w:line="240" w:lineRule="auto"/>
         <w:jc w:val="both"/>
         <w:rPr>
+          <w:rFonts w:cstheme="minorHAnsi"/>
+          <w:sz w:val="24"/>
+          <w:szCs w:val="24"/>
+        </w:rPr>
+      </w:pPr>
+      <w:r>
+        <w:rPr>
+          <w:rFonts w:cstheme="minorHAnsi"/>
+          <w:sz w:val="24"/>
+          <w:szCs w:val="24"/>
+        </w:rPr>
+        <w:t>DES</w:t>
+      </w:r>
+    </w:p>
+    <w:p>
+      <w:pPr>
+        <w:pStyle w:val="p1"/>
+        <w:numPr>
+          <w:ilvl w:val="0"/>
+          <w:numId w:val="6"/>
+        </w:numPr>
+        <w:spacing w:before="0" w:beforeAutospacing="0" w:after="0" w:afterAutospacing="0" w:line="360" w:lineRule="auto"/>
+        <w:rPr>
+          <w:rFonts w:asciiTheme="minorHAnsi" w:hAnsiTheme="minorHAnsi" w:cstheme="minorHAnsi"/>
+        </w:rPr>
+      </w:pPr>
+      <w:r>
+        <w:rPr>
+          <w:rFonts w:asciiTheme="minorHAnsi" w:hAnsiTheme="minorHAnsi" w:cstheme="minorHAnsi"/>
+        </w:rPr>
+        <w:t xml:space="preserve">Plain text: </w:t>
+      </w:r>
+      <w:proofErr w:type="spellStart"/>
+      <w:r>
+        <w:rPr>
+          <w:rStyle w:val="s1"/>
+          <w:rFonts w:asciiTheme="minorHAnsi" w:hAnsiTheme="minorHAnsi" w:cstheme="minorHAnsi"/>
+        </w:rPr>
+        <w:t>thisisthekey</w:t>
+      </w:r>
+      <w:proofErr w:type="spellEnd"/>
+    </w:p>
+    <w:p>
+      <w:pPr>
+        <w:pStyle w:val="p1"/>
+        <w:numPr>
+          <w:ilvl w:val="0"/>
+          <w:numId w:val="6"/>
+        </w:numPr>
+        <w:spacing w:before="0" w:beforeAutospacing="0" w:after="0" w:afterAutospacing="0" w:line="360" w:lineRule="auto"/>
+        <w:rPr>
+          <w:rFonts w:asciiTheme="minorHAnsi" w:hAnsiTheme="minorHAnsi" w:cstheme="minorHAnsi"/>
+        </w:rPr>
+      </w:pPr>
+      <w:r>
+        <w:rPr>
+          <w:rStyle w:val="s1"/>
+          <w:rFonts w:asciiTheme="minorHAnsi" w:hAnsiTheme="minorHAnsi" w:cstheme="minorHAnsi"/>
+        </w:rPr>
+        <w:t xml:space="preserve">Cipher text: </w:t>
+      </w:r>
+      <w:r>
+        <w:rPr>
+          <w:rFonts w:asciiTheme="minorHAnsi" w:hAnsiTheme="minorHAnsi" w:cstheme="minorHAnsi"/>
+        </w:rPr>
+        <w:t>5Dmg2DfEroq4a0irOSRdGA==</w:t>
+      </w:r>
+    </w:p>
+    <w:p>
+      <w:pPr>
+        <w:pStyle w:val="p1"/>
+        <w:spacing w:before="0" w:beforeAutospacing="0" w:after="0" w:afterAutospacing="0" w:line="360" w:lineRule="auto"/>
+      </w:pPr>
+      <w:r>
+        <w:rPr>
+          <w:noProof/>
+          <w14:ligatures w14:val="standardContextual"/>
+        </w:rPr>
+        <w:drawing>
+          <wp:inline distT="0" distB="0" distL="0" distR="0" wp14:anchorId="1F5CBADE" wp14:editId="13EBBA19">
+            <wp:extent cx="5731510" cy="2707005"/>
+            <wp:effectExtent l="0" t="0" r="0" b="0"/>
+            <wp:docPr id="1807560047" name="Picture 5"/>
+            <wp:cNvGraphicFramePr>
+              <a:graphicFrameLocks xmlns:a="http://schemas.openxmlformats.org/drawingml/2006/main" noChangeAspect="1"/>
+            </wp:cNvGraphicFramePr>
+            <a:graphic xmlns:a="http://schemas.openxmlformats.org/drawingml/2006/main">
+              <a:graphicData uri="http://schemas.openxmlformats.org/drawingml/2006/picture">
+                <pic:pic xmlns:pic="http://schemas.openxmlformats.org/drawingml/2006/picture">
+                  <pic:nvPicPr>
+                    <pic:cNvPr id="1807560047" name="Picture 1807560047"/>
+                    <pic:cNvPicPr/>
+                  </pic:nvPicPr>
+                  <pic:blipFill>
+                    <a:blip r:embed="rId18" cstate="print">
+                      <a:extLst>
+                        <a:ext uri="{28A0092B-C50C-407E-A947-70E740481C1C}">
+                          <a14:useLocalDpi xmlns:a14="http://schemas.microsoft.com/office/drawing/2010/main" val="0"/>
+                        </a:ext>
+                      </a:extLst>
+                    </a:blip>
+                    <a:stretch>
+                      <a:fillRect/>
+                    </a:stretch>
+                  </pic:blipFill>
+                  <pic:spPr>
+                    <a:xfrm>
+                      <a:off x="0" y="0"/>
+                      <a:ext cx="5731510" cy="2707005"/>
+                    </a:xfrm>
+                    <a:prstGeom prst="rect">
+                      <a:avLst/>
+                    </a:prstGeom>
+                  </pic:spPr>
+                </pic:pic>
+              </a:graphicData>
+            </a:graphic>
+          </wp:inline>
+        </w:drawing>
+      </w:r>
+    </w:p>
+    <w:p>
+      <w:pPr>
+        <w:spacing w:after="0" w:line="240" w:lineRule="auto"/>
+        <w:jc w:val="both"/>
+        <w:rPr>
+          <w:rFonts w:cstheme="minorHAnsi"/>
+          <w:sz w:val="24"/>
+          <w:szCs w:val="24"/>
+        </w:rPr>
+      </w:pPr>
+      <w:r>
+        <w:rPr>
+          <w:rFonts w:cstheme="minorHAnsi"/>
+          <w:sz w:val="24"/>
+          <w:szCs w:val="24"/>
+        </w:rPr>
+        <w:t>AES</w:t>
+      </w:r>
+    </w:p>
+    <w:p>
+      <w:pPr>
+        <w:pStyle w:val="p1"/>
+        <w:numPr>
+          <w:ilvl w:val="0"/>
+          <w:numId w:val="6"/>
+        </w:numPr>
+        <w:spacing w:before="0" w:beforeAutospacing="0" w:after="0" w:afterAutospacing="0" w:line="360" w:lineRule="auto"/>
+        <w:rPr>
+          <w:rFonts w:asciiTheme="minorHAnsi" w:hAnsiTheme="minorHAnsi" w:cstheme="minorHAnsi"/>
+        </w:rPr>
+      </w:pPr>
+      <w:r>
+        <w:rPr>
+          <w:rFonts w:asciiTheme="minorHAnsi" w:hAnsiTheme="minorHAnsi" w:cstheme="minorHAnsi"/>
+        </w:rPr>
+        <w:t xml:space="preserve">Plain text: </w:t>
+      </w:r>
+      <w:r>
+        <w:rPr>
+          <w:rStyle w:val="s1"/>
+          <w:rFonts w:asciiTheme="minorHAnsi" w:hAnsiTheme="minorHAnsi" w:cstheme="minorHAnsi"/>
+        </w:rPr>
+        <w:t>secretkey2035</w:t>
+      </w:r>
+    </w:p>
+    <w:p>
+      <w:pPr>
+        <w:pStyle w:val="p1"/>
+        <w:numPr>
+          <w:ilvl w:val="0"/>
+          <w:numId w:val="6"/>
+        </w:numPr>
+        <w:spacing w:before="0" w:beforeAutospacing="0" w:after="0" w:afterAutospacing="0" w:line="360" w:lineRule="auto"/>
+        <w:rPr>
+          <w:rFonts w:asciiTheme="minorHAnsi" w:hAnsiTheme="minorHAnsi" w:cstheme="minorHAnsi"/>
+        </w:rPr>
+      </w:pPr>
+      <w:r>
+        <w:rPr>
+          <w:rStyle w:val="s1"/>
+          <w:rFonts w:asciiTheme="minorHAnsi" w:hAnsiTheme="minorHAnsi" w:cstheme="minorHAnsi"/>
+        </w:rPr>
+        <w:t xml:space="preserve">Cipher text: </w:t>
+      </w:r>
+      <w:r>
+        <w:rPr>
+          <w:rFonts w:asciiTheme="minorHAnsi" w:hAnsiTheme="minorHAnsi" w:cstheme="minorHAnsi"/>
+        </w:rPr>
+        <w:t>mzZkSr72xYDnAEgJ3YTNXg==</w:t>
+      </w:r>
+    </w:p>
+    <w:p>
+      <w:pPr>
+        <w:pStyle w:val="p1"/>
+        <w:spacing w:before="0" w:beforeAutospacing="0" w:after="0" w:afterAutospacing="0" w:line="360" w:lineRule="auto"/>
+        <w:ind w:left="720"/>
+        <w:rPr>
+          <w:rFonts w:asciiTheme="minorHAnsi" w:hAnsiTheme="minorHAnsi" w:cstheme="minorHAnsi"/>
+        </w:rPr>
+      </w:pPr>
+    </w:p>
+    <w:p>
+      <w:pPr>
+        <w:spacing w:after="0" w:line="240" w:lineRule="auto"/>
+        <w:rPr>
+          <w:rFonts w:eastAsia="Times New Roman" w:cstheme="minorHAnsi"/>
+          <w:color w:val="0E0E0E"/>
+          <w:kern w:val="0"/>
+          <w:sz w:val="24"/>
+          <w:szCs w:val="24"/>
+          <w:lang w:eastAsia="en-GB"/>
+          <w14:ligatures w14:val="none"/>
+        </w:rPr>
+      </w:pPr>
+      <w:r>
+        <w:rPr>
+          <w:rFonts w:eastAsia="Times New Roman" w:cstheme="minorHAnsi"/>
+          <w:color w:val="0E0E0E"/>
+          <w:kern w:val="0"/>
+          <w:sz w:val="24"/>
+          <w:szCs w:val="24"/>
+          <w:lang w:eastAsia="en-GB"/>
+          <w14:ligatures w14:val="none"/>
+        </w:rPr>
+        <w:t>The AES image encryption used ECB mode. The encrypted image still reveals visible patterns from the original image, so this method is not secure for image encryption. Therefore, the answer is NO.</w:t>
+      </w:r>
+    </w:p>
+    <w:p>
+      <w:pPr>
+        <w:jc w:val="both"/>
+        <w:rPr>
+          <w:sz w:val="36"/>
+          <w:szCs w:val="36"/>
+        </w:rPr>
+      </w:pPr>
+    </w:p>
+    <w:p>
+      <w:pPr>
+        <w:jc w:val="both"/>
+        <w:rPr>
           <w:sz w:val="44"/>
           <w:szCs w:val="44"/>
           <w:u w:val="single"/>
@@ -899,18 +1300,71 @@
     </w:p>
     <w:p>
       <w:pPr>
+        <w:pStyle w:val="ListParagraph"/>
+        <w:numPr>
+          <w:ilvl w:val="0"/>
+          <w:numId w:val="8"/>
+        </w:numPr>
         <w:jc w:val="both"/>
         <w:rPr>
-          <w:sz w:val="44"/>
-          <w:szCs w:val="44"/>
-          <w:u w:val="single"/>
-        </w:rPr>
-      </w:pPr>
-    </w:p>
-    <w:p>
-      <w:pPr>
+          <w:rFonts w:ascii="Times New Roman" w:hAnsi="Times New Roman" w:cs="Times New Roman"/>
+          <w:sz w:val="24"/>
+          <w:szCs w:val="24"/>
+        </w:rPr>
+      </w:pPr>
+      <w:r>
+        <w:rPr>
+          <w:rFonts w:ascii="Times New Roman" w:hAnsi="Times New Roman" w:cs="Times New Roman"/>
+          <w:sz w:val="24"/>
+          <w:szCs w:val="24"/>
+        </w:rPr>
+        <w:lastRenderedPageBreak/>
+        <w:t>Michael Aikins</w:t>
+      </w:r>
+    </w:p>
+    <w:p>
+      <w:pPr>
+        <w:pStyle w:val="ListParagraph"/>
+        <w:numPr>
+          <w:ilvl w:val="0"/>
+          <w:numId w:val="8"/>
+        </w:numPr>
         <w:jc w:val="both"/>
         <w:rPr>
+          <w:rFonts w:ascii="Times New Roman" w:hAnsi="Times New Roman" w:cs="Times New Roman"/>
+          <w:sz w:val="24"/>
+          <w:szCs w:val="24"/>
+        </w:rPr>
+      </w:pPr>
+      <w:r>
+        <w:rPr>
+          <w:rFonts w:ascii="Times New Roman" w:hAnsi="Times New Roman" w:cs="Times New Roman"/>
+          <w:sz w:val="24"/>
+          <w:szCs w:val="24"/>
+        </w:rPr>
+        <w:t>p = 5, g = 23</w:t>
+      </w:r>
+      <w:r>
+        <w:rPr>
+          <w:rFonts w:ascii="Times New Roman" w:hAnsi="Times New Roman" w:cs="Times New Roman"/>
+          <w:sz w:val="24"/>
+          <w:szCs w:val="24"/>
+        </w:rPr>
+        <w:t>, s = 11</w:t>
+      </w:r>
+      <w:r>
+        <w:rPr>
+          <w:rFonts w:ascii="Times New Roman" w:hAnsi="Times New Roman" w:cs="Times New Roman"/>
+          <w:sz w:val="24"/>
+          <w:szCs w:val="24"/>
+        </w:rPr>
+        <w:t>, private key = 10</w:t>
+      </w:r>
+    </w:p>
+    <w:p>
+      <w:pPr>
+        <w:jc w:val="both"/>
+        <w:rPr>
           <w:sz w:val="44"/>
           <w:szCs w:val="44"/>
           <w:u w:val="single"/>
@@ -934,6 +1388,130 @@
           <w:u w:val="single"/>
         </w:rPr>
       </w:pPr>
+      <w:r>
+        <w:rPr>
+          <w:noProof/>
+          <w:sz w:val="44"/>
+          <w:szCs w:val="44"/>
+          <w:u w:val="single"/>
+        </w:rPr>
+        <w:drawing>
+          <wp:inline distT="0" distB="0" distL="0" distR="0" wp14:anchorId="469F2F7A" wp14:editId="6D7A0FAD">
+            <wp:extent cx="5731510" cy="2834640"/>
+            <wp:effectExtent l="0" t="0" r="0" b="0"/>
+            <wp:docPr id="1175009672" name="Picture 1"/>
+            <wp:cNvGraphicFramePr>
+              <a:graphicFrameLocks xmlns:a="http://schemas.openxmlformats.org/drawingml/2006/main" noChangeAspect="1"/>
+            </wp:cNvGraphicFramePr>
+            <a:graphic xmlns:a="http://schemas.openxmlformats.org/drawingml/2006/main">
+              <a:graphicData uri="http://schemas.openxmlformats.org/drawingml/2006/picture">
+                <pic:pic xmlns:pic="http://schemas.openxmlformats.org/drawingml/2006/picture">
+                  <pic:nvPicPr>
+                    <pic:cNvPr id="1175009672" name="Picture 1175009672"/>
+                    <pic:cNvPicPr/>
+                  </pic:nvPicPr>
+                  <pic:blipFill>
+                    <a:blip r:embed="rId19" cstate="print">
+                      <a:extLst>
+                        <a:ext uri="{28A0092B-C50C-407E-A947-70E740481C1C}">
+                          <a14:useLocalDpi xmlns:a14="http://schemas.microsoft.com/office/drawing/2010/main" val="0"/>
+                        </a:ext>
+                      </a:extLst>
+                    </a:blip>
+                    <a:stretch>
+                      <a:fillRect/>
+                    </a:stretch>
+                  </pic:blipFill>
+                  <pic:spPr>
+                    <a:xfrm>
+                      <a:off x="0" y="0"/>
+                      <a:ext cx="5731510" cy="2834640"/>
+                    </a:xfrm>
+                    <a:prstGeom prst="rect">
+                      <a:avLst/>
+                    </a:prstGeom>
+                  </pic:spPr>
+                </pic:pic>
+              </a:graphicData>
+            </a:graphic>
+          </wp:inline>
+        </w:drawing>
+      </w:r>
+      <w:r>
+        <w:rPr>
+          <w:noProof/>
+          <w:sz w:val="44"/>
+          <w:szCs w:val="44"/>
+          <w:u w:val="single"/>
+        </w:rPr>
+        <w:drawing>
+          <wp:inline distT="0" distB="0" distL="0" distR="0" wp14:anchorId="3C322776" wp14:editId="7A175DE5">
+            <wp:extent cx="5731510" cy="2593340"/>
+            <wp:effectExtent l="0" t="0" r="0" b="0"/>
+            <wp:docPr id="1587570351" name="Picture 2"/>
+            <wp:cNvGraphicFramePr>
+              <a:graphicFrameLocks xmlns:a="http://schemas.openxmlformats.org/drawingml/2006/main" noChangeAspect="1"/>
+            </wp:cNvGraphicFramePr>
+            <a:graphic xmlns:a="http://schemas.openxmlformats.org/drawingml/2006/main">
+              <a:graphicData uri="http://schemas.openxmlformats.org/drawingml/2006/picture">
+                <pic:pic xmlns:pic="http://schemas.openxmlformats.org/drawingml/2006/picture">
+                  <pic:nvPicPr>
+                    <pic:cNvPr id="1587570351" name="Picture 1587570351"/>
+                    <pic:cNvPicPr/>
+                  </pic:nvPicPr>
+                  <pic:blipFill>
+                    <a:blip r:embed="rId20" cstate="print">
+                      <a:extLst>
+                        <a:ext uri="{28A0092B-C50C-407E-A947-70E740481C1C}">
+                          <a14:useLocalDpi xmlns:a14="http://schemas.microsoft.com/office/drawing/2010/main" val="0"/>
+                        </a:ext>
+                      </a:extLst>
+                    </a:blip>
+                    <a:stretch>
+                      <a:fillRect/>
+                    </a:stretch>
+                  </pic:blipFill>
+                  <pic:spPr>
+                    <a:xfrm>
+                      <a:off x="0" y="0"/>
+                      <a:ext cx="5731510" cy="2593340"/>
+                    </a:xfrm>
+                    <a:prstGeom prst="rect">
+                      <a:avLst/>
+                    </a:prstGeom>
+                  </pic:spPr>
+                </pic:pic>
+              </a:graphicData>
+            </a:graphic>
+          </wp:inline>
+        </w:drawing>
+      </w:r>
+    </w:p>
+    <w:p>
+      <w:pPr>
+        <w:spacing w:after="0" w:line="360" w:lineRule="auto"/>
+        <w:rPr>
+          <w:rFonts w:eastAsia="Times New Roman" w:cstheme="minorHAnsi"/>
+          <w:color w:val="0E0E0E"/>
+          <w:kern w:val="0"/>
+          <w:sz w:val="24"/>
+          <w:szCs w:val="24"/>
+          <w:lang w:eastAsia="en-GB"/>
+          <w14:ligatures w14:val="none"/>
+        </w:rPr>
+      </w:pPr>
+      <w:r>
+        <w:rPr>
+          <w:rFonts w:eastAsia="Times New Roman" w:cstheme="minorHAnsi"/>
+          <w:color w:val="0E0E0E"/>
+          <w:kern w:val="0"/>
+          <w:sz w:val="24"/>
+          <w:szCs w:val="24"/>
+          <w:lang w:eastAsia="en-GB"/>
+          <w14:ligatures w14:val="none"/>
+        </w:rPr>
+        <w:t>The comparison graph shows that different Proof of Work methods have different mining costs. Leading Zeros generally took longer and required more attempts at the selected difficulty. Numeric Threshold and Pattern Matching were faster in this experiment. Time Limited remained around 0.5 seconds for each block because the method intentionally stops after a fixed time window rather than searching purely by hash condition.</w:t>
+      </w:r>
     </w:p>
     <w:p>
       <w:pPr>
@@ -944,12 +1522,23 @@
           <w:u w:val="single"/>
         </w:rPr>
       </w:pPr>
-      <w:r>
-        <w:rPr>
-          <w:sz w:val="44"/>
-          <w:szCs w:val="44"/>
-          <w:u w:val="single"/>
-        </w:rPr>
+    </w:p>
+    <w:p>
+      <w:pPr>
+        <w:jc w:val="both"/>
+        <w:rPr>
+          <w:sz w:val="44"/>
+          <w:szCs w:val="44"/>
+          <w:u w:val="single"/>
+        </w:rPr>
+      </w:pPr>
+      <w:r>
+        <w:rPr>
+          <w:sz w:val="44"/>
+          <w:szCs w:val="44"/>
+          <w:u w:val="single"/>
+        </w:rPr>
+        <w:lastRenderedPageBreak/>
         <w:t>Lab 10</w:t>
       </w:r>
     </w:p>
@@ -1018,6 +1607,56 @@
 </w:document>
 </file>
 
+<file path=word/endnotes.xml><?xml version="1.0" encoding="utf-8"?>
+<w:endnotes xmlns:wpc="http://schemas.microsoft.com/office/word/2010/wordprocessingCanvas" xmlns:cx="http://schemas.microsoft.com/office/drawing/2014/chartex" xmlns:cx1="http://schemas.microsoft.com/office/drawing/2015/9/8/chartex" xmlns:cx2="http://schemas.microsoft.com/office/drawing/2015/10/21/chartex" xmlns:cx3="http://schemas.microsoft.com/office/drawing/2016/5/9/chartex" xmlns:cx4="http://schemas.microsoft.com/office/drawing/2016/5/10/chartex" xmlns:cx5="http://schemas.microsoft.com/office/drawing/2016/5/11/chartex" xmlns:cx6="http://schemas.microsoft.com/office/drawing/2016/5/12/chartex" xmlns:cx7="http://schemas.microsoft.com/office/drawing/2016/5/13/chartex" xmlns:cx8="http://schemas.microsoft.com/office/drawing/2016/5/14/chartex" xmlns:mc="http://schemas.openxmlformats.org/markup-compatibility/2006" xmlns:aink="http://schemas.microsoft.com/office/drawing/2016/ink" xmlns:am3d="http://schemas.microsoft.com/office/drawing/2017/model3d" xmlns:o="urn:schemas-microsoft-com:office:office" xmlns:oel="http://schemas.microsoft.com/office/2019/extlst" xmlns:r="http://schemas.openxmlformats.org/officeDocument/2006/relationships" xmlns:m="http://schemas.openxmlformats.org/officeDocument/2006/math" xmlns:v="urn:schemas-microsoft-com:vml" xmlns:wp14="http://schemas.microsoft.com/office/word/2010/wordprocessingDrawing" xmlns:wp="http://schemas.openxmlformats.org/drawingml/2006/wordprocessingDrawing" xmlns:w10="urn:schemas-microsoft-com:office:word" xmlns:w="http://schemas.openxmlformats.org/wordprocessingml/2006/main" xmlns:w14="http://schemas.microsoft.com/office/word/2010/wordml" xmlns:w15="http://schemas.microsoft.com/office/word/2012/wordml" xmlns:w16cex="http://schemas.microsoft.com/office/word/2018/wordml/cex" xmlns:w16cid="http://schemas.microsoft.com/office/word/2016/wordml/cid" xmlns:w16="http://schemas.microsoft.com/office/word/2018/wordml" xmlns:w16du="http://schemas.microsoft.com/office/word/2023/wordml/word16du" xmlns:w16sdtdh="http://schemas.microsoft.com/office/word/2020/wordml/sdtdatahash" xmlns:w16sdtfl="http://schemas.microsoft.com/office/word/2024/wordml/sdtformatlock" xmlns:w16se="http://schemas.microsoft.com/office/word/2015/wordml/symex" xmlns:wpg="http://schemas.microsoft.com/office/word/2010/wordprocessingGroup" xmlns:wpi="http://schemas.microsoft.com/office/word/2010/wordprocessingInk" xmlns:wne="http://schemas.microsoft.com/office/word/2006/wordml" xmlns:wps="http://schemas.microsoft.com/office/word/2010/wordprocessingShape" mc:Ignorable="w14 w15 w16se w16cid w16 w16cex w16sdtdh w16sdtfl w16du wp14">
+  <w:endnote w:type="separator" w:id="-1">
+    <w:p>
+      <w:pPr>
+        <w:spacing w:after="0" w:line="240" w:lineRule="auto"/>
+      </w:pPr>
+      <w:r>
+        <w:separator/>
+      </w:r>
+    </w:p>
+  </w:endnote>
+  <w:endnote w:type="continuationSeparator" w:id="0">
+    <w:p>
+      <w:pPr>
+        <w:spacing w:after="0" w:line="240" w:lineRule="auto"/>
+      </w:pPr>
+      <w:r>
+        <w:continuationSeparator/>
+      </w:r>
+    </w:p>
+  </w:endnote>
+</w:endnotes>
+</file>
+
+<file path=word/footnotes.xml><?xml version="1.0" encoding="utf-8"?>
+<w:footnotes xmlns:wpc="http://schemas.microsoft.com/office/word/2010/wordprocessingCanvas" xmlns:cx="http://schemas.microsoft.com/office/drawing/2014/chartex" xmlns:cx1="http://schemas.microsoft.com/office/drawing/2015/9/8/chartex" xmlns:cx2="http://schemas.microsoft.com/office/drawing/2015/10/21/chartex" xmlns:cx3="http://schemas.microsoft.com/office/drawing/2016/5/9/chartex" xmlns:cx4="http://schemas.microsoft.com/office/drawing/2016/5/10/chartex" xmlns:cx5="http://schemas.microsoft.com/office/drawing/2016/5/11/chartex" xmlns:cx6="http://schemas.microsoft.com/office/drawing/2016/5/12/chartex" xmlns:cx7="http://schemas.microsoft.com/office/drawing/2016/5/13/chartex" xmlns:cx8="http://schemas.microsoft.com/office/drawing/2016/5/14/chartex" xmlns:mc="http://schemas.openxmlformats.org/markup-compatibility/2006" xmlns:aink="http://schemas.microsoft.com/office/drawing/2016/ink" xmlns:am3d="http://schemas.microsoft.com/office/drawing/2017/model3d" xmlns:o="urn:schemas-microsoft-com:office:office" xmlns:oel="http://schemas.microsoft.com/office/2019/extlst" xmlns:r="http://schemas.openxmlformats.org/officeDocument/2006/relationships" xmlns:m="http://schemas.openxmlformats.org/officeDocument/2006/math" xmlns:v="urn:schemas-microsoft-com:vml" xmlns:wp14="http://schemas.microsoft.com/office/word/2010/wordprocessingDrawing" xmlns:wp="http://schemas.openxmlformats.org/drawingml/2006/wordprocessingDrawing" xmlns:w10="urn:schemas-microsoft-com:office:word" xmlns:w="http://schemas.openxmlformats.org/wordprocessingml/2006/main" xmlns:w14="http://schemas.microsoft.com/office/word/2010/wordml" xmlns:w15="http://schemas.microsoft.com/office/word/2012/wordml" xmlns:w16cex="http://schemas.microsoft.com/office/word/2018/wordml/cex" xmlns:w16cid="http://schemas.microsoft.com/office/word/2016/wordml/cid" xmlns:w16="http://schemas.microsoft.com/office/word/2018/wordml" xmlns:w16du="http://schemas.microsoft.com/office/word/2023/wordml/word16du" xmlns:w16sdtdh="http://schemas.microsoft.com/office/word/2020/wordml/sdtdatahash" xmlns:w16sdtfl="http://schemas.microsoft.com/office/word/2024/wordml/sdtformatlock" xmlns:w16se="http://schemas.microsoft.com/office/word/2015/wordml/symex" xmlns:wpg="http://schemas.microsoft.com/office/word/2010/wordprocessingGroup" xmlns:wpi="http://schemas.microsoft.com/office/word/2010/wordprocessingInk" xmlns:wne="http://schemas.microsoft.com/office/word/2006/wordml" xmlns:wps="http://schemas.microsoft.com/office/word/2010/wordprocessingShape" mc:Ignorable="w14 w15 w16se w16cid w16 w16cex w16sdtdh w16sdtfl w16du wp14">
+  <w:footnote w:type="separator" w:id="-1">
+    <w:p>
+      <w:pPr>
+        <w:spacing w:after="0" w:line="240" w:lineRule="auto"/>
+      </w:pPr>
+      <w:r>
+        <w:separator/>
+      </w:r>
+    </w:p>
+  </w:footnote>
+  <w:footnote w:type="continuationSeparator" w:id="0">
+    <w:p>
+      <w:pPr>
+        <w:spacing w:after="0" w:line="240" w:lineRule="auto"/>
+      </w:pPr>
+      <w:r>
+        <w:continuationSeparator/>
+      </w:r>
+    </w:p>
+  </w:footnote>
+</w:footnotes>
+</file>
+
 <file path=word/numbering.xml><?xml version="1.0" encoding="utf-8"?>
 <w:numbering xmlns:wpc="http://schemas.microsoft.com/office/word/2010/wordprocessingCanvas" xmlns:cx="http://schemas.microsoft.com/office/drawing/2014/chartex" xmlns:cx1="http://schemas.microsoft.com/office/drawing/2015/9/8/chartex" xmlns:cx2="http://schemas.microsoft.com/office/drawing/2015/10/21/chartex" xmlns:cx3="http://schemas.microsoft.com/office/drawing/2016/5/9/chartex" xmlns:cx4="http://schemas.microsoft.com/office/drawing/2016/5/10/chartex" xmlns:cx5="http://schemas.microsoft.com/office/drawing/2016/5/11/chartex" xmlns:cx6="http://schemas.microsoft.com/office/drawing/2016/5/12/chartex" xmlns:cx7="http://schemas.microsoft.com/office/drawing/2016/5/13/chartex" xmlns:cx8="http://schemas.microsoft.com/office/drawing/2016/5/14/chartex" xmlns:mc="http://schemas.openxmlformats.org/markup-compatibility/2006" xmlns:aink="http://schemas.microsoft.com/office/drawing/2016/ink" xmlns:am3d="http://schemas.microsoft.com/office/drawing/2017/model3d" xmlns:o="urn:schemas-microsoft-com:office:office" xmlns:oel="http://schemas.microsoft.com/office/2019/extlst" xmlns:r="http://schemas.openxmlformats.org/officeDocument/2006/relationships" xmlns:m="http://schemas.openxmlformats.org/officeDocument/2006/math" xmlns:v="urn:schemas-microsoft-com:vml" xmlns:wp14="http://schemas.microsoft.com/office/word/2010/wordprocessingDrawing" xmlns:wp="http://schemas.openxmlformats.org/drawingml/2006/wordprocessingDrawing" xmlns:w10="urn:schemas-microsoft-com:office:word" xmlns:w="http://schemas.openxmlformats.org/wordprocessingml/2006/main" xmlns:w14="http://schemas.microsoft.com/office/word/2010/wordml" xmlns:w15="http://schemas.microsoft.com/office/word/2012/wordml" xmlns:w16cex="http://schemas.microsoft.com/office/word/2018/wordml/cex" xmlns:w16cid="http://schemas.microsoft.com/office/word/2016/wordml/cid" xmlns:w16="http://schemas.microsoft.com/office/word/2018/wordml" xmlns:w16du="http://schemas.microsoft.com/office/word/2023/wordml/word16du" xmlns:w16sdtdh="http://schemas.microsoft.com/office/word/2020/wordml/sdtdatahash" xmlns:w16sdtfl="http://schemas.microsoft.com/office/word/2024/wordml/sdtformatlock" xmlns:w16se="http://schemas.microsoft.com/office/word/2015/wordml/symex" xmlns:wpg="http://schemas.microsoft.com/office/word/2010/wordprocessingGroup" xmlns:wpi="http://schemas.microsoft.com/office/word/2010/wordprocessingInk" xmlns:wne="http://schemas.microsoft.com/office/word/2006/wordml" xmlns:wps="http://schemas.microsoft.com/office/word/2010/wordprocessingShape" mc:Ignorable="w14 w15 w16se w16cid w16 w16cex w16sdtdh w16sdtfl w16du wp14">
   <w:abstractNum w:abstractNumId="0" w15:restartNumberingAfterBreak="0">
@@ -1196,6 +1835,210 @@
     </w:lvl>
   </w:abstractNum>
   <w:abstractNum w:abstractNumId="2" w15:restartNumberingAfterBreak="0">
+    <w:nsid w:val="265F5651"/>
+    <w:multiLevelType w:val="hybridMultilevel"/>
+    <w:tmpl w:val="FE64D134"/>
+    <w:lvl w:ilvl="0" w:tplc="4E9AB8D2">
+      <w:start w:val="1"/>
+      <w:numFmt w:val="decimal"/>
+      <w:lvlText w:val="%1."/>
+      <w:lvlJc w:val="left"/>
+      <w:pPr>
+        <w:ind w:left="720" w:hanging="360"/>
+      </w:pPr>
+      <w:rPr>
+        <w:rFonts w:ascii="Times New Roman" w:eastAsia="Times New Roman" w:hAnsi="Times New Roman" w:cs="Times New Roman" w:hint="default"/>
+        <w:color w:val="0E0E0E"/>
+        <w:sz w:val="24"/>
+      </w:rPr>
+    </w:lvl>
+    <w:lvl w:ilvl="1" w:tplc="08090019" w:tentative="1">
+      <w:start w:val="1"/>
+      <w:numFmt w:val="lowerLetter"/>
+      <w:lvlText w:val="%2."/>
+      <w:lvlJc w:val="left"/>
+      <w:pPr>
+        <w:ind w:left="1440" w:hanging="360"/>
+      </w:pPr>
+    </w:lvl>
+    <w:lvl w:ilvl="2" w:tplc="0809001B" w:tentative="1">
+      <w:start w:val="1"/>
+      <w:numFmt w:val="lowerRoman"/>
+      <w:lvlText w:val="%3."/>
+      <w:lvlJc w:val="right"/>
+      <w:pPr>
+        <w:ind w:left="2160" w:hanging="180"/>
+      </w:pPr>
+    </w:lvl>
+    <w:lvl w:ilvl="3" w:tplc="0809000F" w:tentative="1">
+      <w:start w:val="1"/>
+      <w:numFmt w:val="decimal"/>
+      <w:lvlText w:val="%4."/>
+      <w:lvlJc w:val="left"/>
+      <w:pPr>
+        <w:ind w:left="2880" w:hanging="360"/>
+      </w:pPr>
+    </w:lvl>
+    <w:lvl w:ilvl="4" w:tplc="08090019" w:tentative="1">
+      <w:start w:val="1"/>
+      <w:numFmt w:val="lowerLetter"/>
+      <w:lvlText w:val="%5."/>
+      <w:lvlJc w:val="left"/>
+      <w:pPr>
+        <w:ind w:left="3600" w:hanging="360"/>
+      </w:pPr>
+    </w:lvl>
+    <w:lvl w:ilvl="5" w:tplc="0809001B" w:tentative="1">
+      <w:start w:val="1"/>
+      <w:numFmt w:val="lowerRoman"/>
+      <w:lvlText w:val="%6."/>
+      <w:lvlJc w:val="right"/>
+      <w:pPr>
+        <w:ind w:left="4320" w:hanging="180"/>
+      </w:pPr>
+    </w:lvl>
+    <w:lvl w:ilvl="6" w:tplc="0809000F" w:tentative="1">
+      <w:start w:val="1"/>
+      <w:numFmt w:val="decimal"/>
+      <w:lvlText w:val="%7."/>
+      <w:lvlJc w:val="left"/>
+      <w:pPr>
+        <w:ind w:left="5040" w:hanging="360"/>
+      </w:pPr>
+    </w:lvl>
+    <w:lvl w:ilvl="7" w:tplc="08090019" w:tentative="1">
+      <w:start w:val="1"/>
+      <w:numFmt w:val="lowerLetter"/>
+      <w:lvlText w:val="%8."/>
+      <w:lvlJc w:val="left"/>
+      <w:pPr>
+        <w:ind w:left="5760" w:hanging="360"/>
+      </w:pPr>
+    </w:lvl>
+    <w:lvl w:ilvl="8" w:tplc="0809001B" w:tentative="1">
+      <w:start w:val="1"/>
+      <w:numFmt w:val="lowerRoman"/>
+      <w:lvlText w:val="%9."/>
+      <w:lvlJc w:val="right"/>
+      <w:pPr>
+        <w:ind w:left="6480" w:hanging="180"/>
+      </w:pPr>
+    </w:lvl>
+  </w:abstractNum>
+  <w:abstractNum w:abstractNumId="3" w15:restartNumberingAfterBreak="0">
+    <w:nsid w:val="364831C6"/>
+    <w:multiLevelType w:val="hybridMultilevel"/>
+    <w:tmpl w:val="6754656E"/>
+    <w:lvl w:ilvl="0" w:tplc="08090005">
+      <w:start w:val="1"/>
+      <w:numFmt w:val="bullet"/>
+      <w:lvlText w:val=""/>
+      <w:lvlJc w:val="left"/>
+      <w:pPr>
+        <w:ind w:left="720" w:hanging="360"/>
+      </w:pPr>
+      <w:rPr>
+        <w:rFonts w:ascii="Wingdings" w:hAnsi="Wingdings" w:hint="default"/>
+      </w:rPr>
+    </w:lvl>
+    <w:lvl w:ilvl="1" w:tplc="08090003" w:tentative="1">
+      <w:start w:val="1"/>
+      <w:numFmt w:val="bullet"/>
+      <w:lvlText w:val="o"/>
+      <w:lvlJc w:val="left"/>
+      <w:pPr>
+        <w:ind w:left="1440" w:hanging="360"/>
+      </w:pPr>
+      <w:rPr>
+        <w:rFonts w:ascii="Courier New" w:hAnsi="Courier New" w:hint="default"/>
+      </w:rPr>
+    </w:lvl>
+    <w:lvl w:ilvl="2" w:tplc="08090005" w:tentative="1">
+      <w:start w:val="1"/>
+      <w:numFmt w:val="bullet"/>
+      <w:lvlText w:val=""/>
+      <w:lvlJc w:val="left"/>
+      <w:pPr>
+        <w:ind w:left="2160" w:hanging="360"/>
+      </w:pPr>
+      <w:rPr>
+        <w:rFonts w:ascii="Wingdings" w:hAnsi="Wingdings" w:hint="default"/>
+      </w:rPr>
+    </w:lvl>
+    <w:lvl w:ilvl="3" w:tplc="08090001" w:tentative="1">
+      <w:start w:val="1"/>
+      <w:numFmt w:val="bullet"/>
+      <w:lvlText w:val=""/>
+      <w:lvlJc w:val="left"/>
+      <w:pPr>
+        <w:ind w:left="2880" w:hanging="360"/>
+      </w:pPr>
+      <w:rPr>
+        <w:rFonts w:ascii="Symbol" w:hAnsi="Symbol" w:hint="default"/>
+      </w:rPr>
+    </w:lvl>
+    <w:lvl w:ilvl="4" w:tplc="08090003" w:tentative="1">
+      <w:start w:val="1"/>
+      <w:numFmt w:val="bullet"/>
+      <w:lvlText w:val="o"/>
+      <w:lvlJc w:val="left"/>
+      <w:pPr>
+        <w:ind w:left="3600" w:hanging="360"/>
+      </w:pPr>
+      <w:rPr>
+        <w:rFonts w:ascii="Courier New" w:hAnsi="Courier New" w:hint="default"/>
+      </w:rPr>
+    </w:lvl>
+    <w:lvl w:ilvl="5" w:tplc="08090005" w:tentative="1">
+      <w:start w:val="1"/>
+      <w:numFmt w:val="bullet"/>
+      <w:lvlText w:val=""/>
+      <w:lvlJc w:val="left"/>
+      <w:pPr>
+        <w:ind w:left="4320" w:hanging="360"/>
+      </w:pPr>
+      <w:rPr>
+        <w:rFonts w:ascii="Wingdings" w:hAnsi="Wingdings" w:hint="default"/>
+      </w:rPr>
+    </w:lvl>
+    <w:lvl w:ilvl="6" w:tplc="08090001" w:tentative="1">
+      <w:start w:val="1"/>
+      <w:numFmt w:val="bullet"/>
+      <w:lvlText w:val=""/>
+      <w:lvlJc w:val="left"/>
+      <w:pPr>
+        <w:ind w:left="5040" w:hanging="360"/>
+      </w:pPr>
+      <w:rPr>
+        <w:rFonts w:ascii="Symbol" w:hAnsi="Symbol" w:hint="default"/>
+      </w:rPr>
+    </w:lvl>
+    <w:lvl w:ilvl="7" w:tplc="08090003" w:tentative="1">
+      <w:start w:val="1"/>
+      <w:numFmt w:val="bullet"/>
+      <w:lvlText w:val="o"/>
+      <w:lvlJc w:val="left"/>
+      <w:pPr>
+        <w:ind w:left="5760" w:hanging="360"/>
+      </w:pPr>
+      <w:rPr>
+        <w:rFonts w:ascii="Courier New" w:hAnsi="Courier New" w:hint="default"/>
+      </w:rPr>
+    </w:lvl>
+    <w:lvl w:ilvl="8" w:tplc="08090005" w:tentative="1">
+      <w:start w:val="1"/>
+      <w:numFmt w:val="bullet"/>
+      <w:lvlText w:val=""/>
+      <w:lvlJc w:val="left"/>
+      <w:pPr>
+        <w:ind w:left="6480" w:hanging="360"/>
+      </w:pPr>
+      <w:rPr>
+        <w:rFonts w:ascii="Wingdings" w:hAnsi="Wingdings" w:hint="default"/>
+      </w:rPr>
+    </w:lvl>
+  </w:abstractNum>
+  <w:abstractNum w:abstractNumId="4" w15:restartNumberingAfterBreak="0">
     <w:nsid w:val="5ADE52E0"/>
     <w:multiLevelType w:val="multilevel"/>
     <w:tmpl w:val="64CEC3A8"/>
@@ -1308,7 +2151,156 @@
       </w:pPr>
     </w:lvl>
   </w:abstractNum>
-  <w:abstractNum w:abstractNumId="3" w15:restartNumberingAfterBreak="0">
+  <w:abstractNum w:abstractNumId="5" w15:restartNumberingAfterBreak="0">
+    <w:nsid w:val="5CC82E33"/>
+    <w:multiLevelType w:val="multilevel"/>
+    <w:tmpl w:val="0986A39A"/>
+    <w:lvl w:ilvl="0">
+      <w:start w:val="1"/>
+      <w:numFmt w:val="bullet"/>
+      <w:lvlText w:val=""/>
+      <w:lvlJc w:val="left"/>
+      <w:pPr>
+        <w:tabs>
+          <w:tab w:val="num" w:pos="720"/>
+        </w:tabs>
+        <w:ind w:left="720" w:hanging="360"/>
+      </w:pPr>
+      <w:rPr>
+        <w:rFonts w:ascii="Symbol" w:hAnsi="Symbol" w:hint="default"/>
+        <w:sz w:val="20"/>
+      </w:rPr>
+    </w:lvl>
+    <w:lvl w:ilvl="1" w:tentative="1">
+      <w:start w:val="1"/>
+      <w:numFmt w:val="bullet"/>
+      <w:lvlText w:val="o"/>
+      <w:lvlJc w:val="left"/>
+      <w:pPr>
+        <w:tabs>
+          <w:tab w:val="num" w:pos="1440"/>
+        </w:tabs>
+        <w:ind w:left="1440" w:hanging="360"/>
+      </w:pPr>
+      <w:rPr>
+        <w:rFonts w:ascii="Courier New" w:hAnsi="Courier New" w:hint="default"/>
+        <w:sz w:val="20"/>
+      </w:rPr>
+    </w:lvl>
+    <w:lvl w:ilvl="2" w:tentative="1">
+      <w:start w:val="1"/>
+      <w:numFmt w:val="bullet"/>
+      <w:lvlText w:val=""/>
+      <w:lvlJc w:val="left"/>
+      <w:pPr>
+        <w:tabs>
+          <w:tab w:val="num" w:pos="2160"/>
+        </w:tabs>
+        <w:ind w:left="2160" w:hanging="360"/>
+      </w:pPr>
+      <w:rPr>
+        <w:rFonts w:ascii="Wingdings" w:hAnsi="Wingdings" w:hint="default"/>
+        <w:sz w:val="20"/>
+      </w:rPr>
+    </w:lvl>
+    <w:lvl w:ilvl="3" w:tentative="1">
+      <w:start w:val="1"/>
+      <w:numFmt w:val="bullet"/>
+      <w:lvlText w:val=""/>
+      <w:lvlJc w:val="left"/>
+      <w:pPr>
+        <w:tabs>
+          <w:tab w:val="num" w:pos="2880"/>
+        </w:tabs>
+        <w:ind w:left="2880" w:hanging="360"/>
+      </w:pPr>
+      <w:rPr>
+        <w:rFonts w:ascii="Wingdings" w:hAnsi="Wingdings" w:hint="default"/>
+        <w:sz w:val="20"/>
+      </w:rPr>
+    </w:lvl>
+    <w:lvl w:ilvl="4" w:tentative="1">
+      <w:start w:val="1"/>
+      <w:numFmt w:val="bullet"/>
+      <w:lvlText w:val=""/>
+      <w:lvlJc w:val="left"/>
+      <w:pPr>
+        <w:tabs>
+          <w:tab w:val="num" w:pos="3600"/>
+        </w:tabs>
+        <w:ind w:left="3600" w:hanging="360"/>
+      </w:pPr>
+      <w:rPr>
+        <w:rFonts w:ascii="Wingdings" w:hAnsi="Wingdings" w:hint="default"/>
+        <w:sz w:val="20"/>
+      </w:rPr>
+    </w:lvl>
+    <w:lvl w:ilvl="5" w:tentative="1">
+      <w:start w:val="1"/>
+      <w:numFmt w:val="bullet"/>
+      <w:lvlText w:val=""/>
+      <w:lvlJc w:val="left"/>
+      <w:pPr>
+        <w:tabs>
+          <w:tab w:val="num" w:pos="4320"/>
+        </w:tabs>
+        <w:ind w:left="4320" w:hanging="360"/>
+      </w:pPr>
+      <w:rPr>
+        <w:rFonts w:ascii="Wingdings" w:hAnsi="Wingdings" w:hint="default"/>
+        <w:sz w:val="20"/>
+      </w:rPr>
+    </w:lvl>
+    <w:lvl w:ilvl="6" w:tentative="1">
+      <w:start w:val="1"/>
+      <w:numFmt w:val="bullet"/>
+      <w:lvlText w:val=""/>
+      <w:lvlJc w:val="left"/>
+      <w:pPr>
+        <w:tabs>
+          <w:tab w:val="num" w:pos="5040"/>
+        </w:tabs>
+        <w:ind w:left="5040" w:hanging="360"/>
+      </w:pPr>
+      <w:rPr>
+        <w:rFonts w:ascii="Wingdings" w:hAnsi="Wingdings" w:hint="default"/>
+        <w:sz w:val="20"/>
+      </w:rPr>
+    </w:lvl>
+    <w:lvl w:ilvl="7" w:tentative="1">
+      <w:start w:val="1"/>
+      <w:numFmt w:val="bullet"/>
+      <w:lvlText w:val=""/>
+      <w:lvlJc w:val="left"/>
+      <w:pPr>
+        <w:tabs>
+          <w:tab w:val="num" w:pos="5760"/>
+        </w:tabs>
+        <w:ind w:left="5760" w:hanging="360"/>
+      </w:pPr>
+      <w:rPr>
+        <w:rFonts w:ascii="Wingdings" w:hAnsi="Wingdings" w:hint="default"/>
+        <w:sz w:val="20"/>
+      </w:rPr>
+    </w:lvl>
+    <w:lvl w:ilvl="8" w:tentative="1">
+      <w:start w:val="1"/>
+      <w:numFmt w:val="bullet"/>
+      <w:lvlText w:val=""/>
+      <w:lvlJc w:val="left"/>
+      <w:pPr>
+        <w:tabs>
+          <w:tab w:val="num" w:pos="6480"/>
+        </w:tabs>
+        <w:ind w:left="6480" w:hanging="360"/>
+      </w:pPr>
+      <w:rPr>
+        <w:rFonts w:ascii="Wingdings" w:hAnsi="Wingdings" w:hint="default"/>
+        <w:sz w:val="20"/>
+      </w:rPr>
+    </w:lvl>
+  </w:abstractNum>
+  <w:abstractNum w:abstractNumId="6" w15:restartNumberingAfterBreak="0">
     <w:nsid w:val="752E408D"/>
     <w:multiLevelType w:val="multilevel"/>
     <w:tmpl w:val="5B60D8CC"/>
@@ -1421,17 +2413,178 @@
       </w:pPr>
     </w:lvl>
   </w:abstractNum>
+  <w:abstractNum w:abstractNumId="7" w15:restartNumberingAfterBreak="0">
+    <w:nsid w:val="781E5D57"/>
+    <w:multiLevelType w:val="multilevel"/>
+    <w:tmpl w:val="37842D74"/>
+    <w:lvl w:ilvl="0">
+      <w:start w:val="1"/>
+      <w:numFmt w:val="bullet"/>
+      <w:lvlText w:val=""/>
+      <w:lvlJc w:val="left"/>
+      <w:pPr>
+        <w:tabs>
+          <w:tab w:val="num" w:pos="720"/>
+        </w:tabs>
+        <w:ind w:left="720" w:hanging="360"/>
+      </w:pPr>
+      <w:rPr>
+        <w:rFonts w:ascii="Symbol" w:hAnsi="Symbol" w:hint="default"/>
+        <w:sz w:val="20"/>
+      </w:rPr>
+    </w:lvl>
+    <w:lvl w:ilvl="1" w:tentative="1">
+      <w:start w:val="1"/>
+      <w:numFmt w:val="bullet"/>
+      <w:lvlText w:val="o"/>
+      <w:lvlJc w:val="left"/>
+      <w:pPr>
+        <w:tabs>
+          <w:tab w:val="num" w:pos="1440"/>
+        </w:tabs>
+        <w:ind w:left="1440" w:hanging="360"/>
+      </w:pPr>
+      <w:rPr>
+        <w:rFonts w:ascii="Courier New" w:hAnsi="Courier New" w:hint="default"/>
+        <w:sz w:val="20"/>
+      </w:rPr>
+    </w:lvl>
+    <w:lvl w:ilvl="2" w:tentative="1">
+      <w:start w:val="1"/>
+      <w:numFmt w:val="bullet"/>
+      <w:lvlText w:val=""/>
+      <w:lvlJc w:val="left"/>
+      <w:pPr>
+        <w:tabs>
+          <w:tab w:val="num" w:pos="2160"/>
+        </w:tabs>
+        <w:ind w:left="2160" w:hanging="360"/>
+      </w:pPr>
+      <w:rPr>
+        <w:rFonts w:ascii="Wingdings" w:hAnsi="Wingdings" w:hint="default"/>
+        <w:sz w:val="20"/>
+      </w:rPr>
+    </w:lvl>
+    <w:lvl w:ilvl="3" w:tentative="1">
+      <w:start w:val="1"/>
+      <w:numFmt w:val="bullet"/>
+      <w:lvlText w:val=""/>
+      <w:lvlJc w:val="left"/>
+      <w:pPr>
+        <w:tabs>
+          <w:tab w:val="num" w:pos="2880"/>
+        </w:tabs>
+        <w:ind w:left="2880" w:hanging="360"/>
+      </w:pPr>
+      <w:rPr>
+        <w:rFonts w:ascii="Wingdings" w:hAnsi="Wingdings" w:hint="default"/>
+        <w:sz w:val="20"/>
+      </w:rPr>
+    </w:lvl>
+    <w:lvl w:ilvl="4" w:tentative="1">
+      <w:start w:val="1"/>
+      <w:numFmt w:val="bullet"/>
+      <w:lvlText w:val=""/>
+      <w:lvlJc w:val="left"/>
+      <w:pPr>
+        <w:tabs>
+          <w:tab w:val="num" w:pos="3600"/>
+        </w:tabs>
+        <w:ind w:left="3600" w:hanging="360"/>
+      </w:pPr>
+      <w:rPr>
+        <w:rFonts w:ascii="Wingdings" w:hAnsi="Wingdings" w:hint="default"/>
+        <w:sz w:val="20"/>
+      </w:rPr>
+    </w:lvl>
+    <w:lvl w:ilvl="5" w:tentative="1">
+      <w:start w:val="1"/>
+      <w:numFmt w:val="bullet"/>
+      <w:lvlText w:val=""/>
+      <w:lvlJc w:val="left"/>
+      <w:pPr>
+        <w:tabs>
+          <w:tab w:val="num" w:pos="4320"/>
+        </w:tabs>
+        <w:ind w:left="4320" w:hanging="360"/>
+      </w:pPr>
+      <w:rPr>
+        <w:rFonts w:ascii="Wingdings" w:hAnsi="Wingdings" w:hint="default"/>
+        <w:sz w:val="20"/>
+      </w:rPr>
+    </w:lvl>
+    <w:lvl w:ilvl="6" w:tentative="1">
+      <w:start w:val="1"/>
+      <w:numFmt w:val="bullet"/>
+      <w:lvlText w:val=""/>
+      <w:lvlJc w:val="left"/>
+      <w:pPr>
+        <w:tabs>
+          <w:tab w:val="num" w:pos="5040"/>
+        </w:tabs>
+        <w:ind w:left="5040" w:hanging="360"/>
+      </w:pPr>
+      <w:rPr>
+        <w:rFonts w:ascii="Wingdings" w:hAnsi="Wingdings" w:hint="default"/>
+        <w:sz w:val="20"/>
+      </w:rPr>
+    </w:lvl>
+    <w:lvl w:ilvl="7" w:tentative="1">
+      <w:start w:val="1"/>
+      <w:numFmt w:val="bullet"/>
+      <w:lvlText w:val=""/>
+      <w:lvlJc w:val="left"/>
+      <w:pPr>
+        <w:tabs>
+          <w:tab w:val="num" w:pos="5760"/>
+        </w:tabs>
+        <w:ind w:left="5760" w:hanging="360"/>
+      </w:pPr>
+      <w:rPr>
+        <w:rFonts w:ascii="Wingdings" w:hAnsi="Wingdings" w:hint="default"/>
+        <w:sz w:val="20"/>
+      </w:rPr>
+    </w:lvl>
+    <w:lvl w:ilvl="8" w:tentative="1">
+      <w:start w:val="1"/>
+      <w:numFmt w:val="bullet"/>
+      <w:lvlText w:val=""/>
+      <w:lvlJc w:val="left"/>
+      <w:pPr>
+        <w:tabs>
+          <w:tab w:val="num" w:pos="6480"/>
+        </w:tabs>
+        <w:ind w:left="6480" w:hanging="360"/>
+      </w:pPr>
+      <w:rPr>
+        <w:rFonts w:ascii="Wingdings" w:hAnsi="Wingdings" w:hint="default"/>
+        <w:sz w:val="20"/>
+      </w:rPr>
+    </w:lvl>
+  </w:abstractNum>
   <w:num w:numId="1" w16cid:durableId="1133136960">
-    <w:abstractNumId w:val="3"/>
+    <w:abstractNumId w:val="6"/>
   </w:num>
   <w:num w:numId="2" w16cid:durableId="519517197">
     <w:abstractNumId w:val="1"/>
   </w:num>
   <w:num w:numId="3" w16cid:durableId="979924000">
-    <w:abstractNumId w:val="2"/>
+    <w:abstractNumId w:val="4"/>
   </w:num>
   <w:num w:numId="4" w16cid:durableId="785152843">
     <w:abstractNumId w:val="0"/>
+  </w:num>
+  <w:num w:numId="5" w16cid:durableId="28995014">
+    <w:abstractNumId w:val="7"/>
+  </w:num>
+  <w:num w:numId="6" w16cid:durableId="975334942">
+    <w:abstractNumId w:val="3"/>
+  </w:num>
+  <w:num w:numId="7" w16cid:durableId="2030519965">
+    <w:abstractNumId w:val="5"/>
+  </w:num>
+  <w:num w:numId="8" w16cid:durableId="901988126">
+    <w:abstractNumId w:val="2"/>
   </w:num>
 </w:numbering>
 </file>
@@ -1931,6 +3084,50 @@
       <w:u w:val="single"/>
     </w:rPr>
   </w:style>
+  <w:style w:type="paragraph" w:styleId="Header">
+    <w:name w:val="header"/>
+    <w:basedOn w:val="Normal"/>
+    <w:link w:val="HeaderChar"/>
+    <w:uiPriority w:val="99"/>
+    <w:unhideWhenUsed/>
+    <w:rsid w:val="0015617E"/>
+    <w:pPr>
+      <w:tabs>
+        <w:tab w:val="center" w:pos="4513"/>
+        <w:tab w:val="right" w:pos="9026"/>
+      </w:tabs>
+      <w:spacing w:after="0" w:line="240" w:lineRule="auto"/>
+    </w:pPr>
+  </w:style>
+  <w:style w:type="character" w:customStyle="1" w:styleId="HeaderChar">
+    <w:name w:val="Header Char"/>
+    <w:basedOn w:val="DefaultParagraphFont"/>
+    <w:link w:val="Header"/>
+    <w:uiPriority w:val="99"/>
+    <w:rsid w:val="0015617E"/>
+  </w:style>
+  <w:style w:type="paragraph" w:styleId="Footer">
+    <w:name w:val="footer"/>
+    <w:basedOn w:val="Normal"/>
+    <w:link w:val="FooterChar"/>
+    <w:uiPriority w:val="99"/>
+    <w:unhideWhenUsed/>
+    <w:rsid w:val="0015617E"/>
+    <w:pPr>
+      <w:tabs>
+        <w:tab w:val="center" w:pos="4513"/>
+        <w:tab w:val="right" w:pos="9026"/>
+      </w:tabs>
+      <w:spacing w:after="0" w:line="240" w:lineRule="auto"/>
+    </w:pPr>
+  </w:style>
+  <w:style w:type="character" w:customStyle="1" w:styleId="FooterChar">
+    <w:name w:val="Footer Char"/>
+    <w:basedOn w:val="DefaultParagraphFont"/>
+    <w:link w:val="Footer"/>
+    <w:uiPriority w:val="99"/>
+    <w:rsid w:val="0015617E"/>
+  </w:style>
 </w:styles>
 </file>
 

--- a/LABlogbook.docx
+++ b/LABlogbook.docx
@@ -1551,6 +1551,130 @@
           <w:u w:val="single"/>
         </w:rPr>
       </w:pPr>
+      <w:r>
+        <w:rPr>
+          <w:noProof/>
+          <w:sz w:val="44"/>
+          <w:szCs w:val="44"/>
+          <w:u w:val="single"/>
+        </w:rPr>
+        <w:drawing>
+          <wp:inline distT="0" distB="0" distL="0" distR="0" wp14:anchorId="51EE1663" wp14:editId="7C7D8053">
+            <wp:extent cx="5731510" cy="2690495"/>
+            <wp:effectExtent l="0" t="0" r="0" b="1905"/>
+            <wp:docPr id="1109891667" name="Picture 3"/>
+            <wp:cNvGraphicFramePr>
+              <a:graphicFrameLocks xmlns:a="http://schemas.openxmlformats.org/drawingml/2006/main" noChangeAspect="1"/>
+            </wp:cNvGraphicFramePr>
+            <a:graphic xmlns:a="http://schemas.openxmlformats.org/drawingml/2006/main">
+              <a:graphicData uri="http://schemas.openxmlformats.org/drawingml/2006/picture">
+                <pic:pic xmlns:pic="http://schemas.openxmlformats.org/drawingml/2006/picture">
+                  <pic:nvPicPr>
+                    <pic:cNvPr id="1109891667" name="Picture 1109891667"/>
+                    <pic:cNvPicPr/>
+                  </pic:nvPicPr>
+                  <pic:blipFill>
+                    <a:blip r:embed="rId21" cstate="print">
+                      <a:extLst>
+                        <a:ext uri="{28A0092B-C50C-407E-A947-70E740481C1C}">
+                          <a14:useLocalDpi xmlns:a14="http://schemas.microsoft.com/office/drawing/2010/main" val="0"/>
+                        </a:ext>
+                      </a:extLst>
+                    </a:blip>
+                    <a:stretch>
+                      <a:fillRect/>
+                    </a:stretch>
+                  </pic:blipFill>
+                  <pic:spPr>
+                    <a:xfrm>
+                      <a:off x="0" y="0"/>
+                      <a:ext cx="5731510" cy="2690495"/>
+                    </a:xfrm>
+                    <a:prstGeom prst="rect">
+                      <a:avLst/>
+                    </a:prstGeom>
+                  </pic:spPr>
+                </pic:pic>
+              </a:graphicData>
+            </a:graphic>
+          </wp:inline>
+        </w:drawing>
+      </w:r>
+      <w:r>
+        <w:rPr>
+          <w:noProof/>
+          <w:sz w:val="44"/>
+          <w:szCs w:val="44"/>
+          <w:u w:val="single"/>
+        </w:rPr>
+        <w:drawing>
+          <wp:inline distT="0" distB="0" distL="0" distR="0" wp14:anchorId="5B39B45A" wp14:editId="4A749042">
+            <wp:extent cx="5730880" cy="2867660"/>
+            <wp:effectExtent l="0" t="0" r="0" b="2540"/>
+            <wp:docPr id="689746820" name="Picture 4"/>
+            <wp:cNvGraphicFramePr>
+              <a:graphicFrameLocks xmlns:a="http://schemas.openxmlformats.org/drawingml/2006/main" noChangeAspect="1"/>
+            </wp:cNvGraphicFramePr>
+            <a:graphic xmlns:a="http://schemas.openxmlformats.org/drawingml/2006/main">
+              <a:graphicData uri="http://schemas.openxmlformats.org/drawingml/2006/picture">
+                <pic:pic xmlns:pic="http://schemas.openxmlformats.org/drawingml/2006/picture">
+                  <pic:nvPicPr>
+                    <pic:cNvPr id="689746820" name="Picture 4"/>
+                    <pic:cNvPicPr/>
+                  </pic:nvPicPr>
+                  <pic:blipFill>
+                    <a:blip r:embed="rId22" cstate="print">
+                      <a:extLst>
+                        <a:ext uri="{28A0092B-C50C-407E-A947-70E740481C1C}">
+                          <a14:useLocalDpi xmlns:a14="http://schemas.microsoft.com/office/drawing/2010/main" val="0"/>
+                        </a:ext>
+                      </a:extLst>
+                    </a:blip>
+                    <a:stretch>
+                      <a:fillRect/>
+                    </a:stretch>
+                  </pic:blipFill>
+                  <pic:spPr>
+                    <a:xfrm>
+                      <a:off x="0" y="0"/>
+                      <a:ext cx="5730880" cy="2867660"/>
+                    </a:xfrm>
+                    <a:prstGeom prst="rect">
+                      <a:avLst/>
+                    </a:prstGeom>
+                  </pic:spPr>
+                </pic:pic>
+              </a:graphicData>
+            </a:graphic>
+          </wp:inline>
+        </w:drawing>
+      </w:r>
+    </w:p>
+    <w:p>
+      <w:pPr>
+        <w:spacing w:after="0" w:line="360" w:lineRule="auto"/>
+        <w:rPr>
+          <w:rFonts w:eastAsia="Times New Roman" w:cstheme="minorHAnsi"/>
+          <w:color w:val="0E0E0E"/>
+          <w:kern w:val="0"/>
+          <w:sz w:val="24"/>
+          <w:szCs w:val="24"/>
+          <w:lang w:eastAsia="en-GB"/>
+          <w14:ligatures w14:val="none"/>
+        </w:rPr>
+      </w:pPr>
+      <w:r>
+        <w:rPr>
+          <w:rFonts w:eastAsia="Times New Roman" w:cstheme="minorHAnsi"/>
+          <w:color w:val="0E0E0E"/>
+          <w:kern w:val="0"/>
+          <w:sz w:val="24"/>
+          <w:szCs w:val="24"/>
+          <w:lang w:eastAsia="en-GB"/>
+          <w14:ligatures w14:val="none"/>
+        </w:rPr>
+        <w:t>The bar graph compares the performance of the classification models using accuracy, precision, recall, and F1 score. It shows that all models performed strongly on the KDD attack classification dataset, with Random Forest achieving the strongest overall performance among the models shown.</w:t>
+      </w:r>
     </w:p>
     <w:p>
       <w:pPr>
@@ -1561,6 +1685,16 @@
           <w:u w:val="single"/>
         </w:rPr>
       </w:pPr>
+    </w:p>
+    <w:p>
+      <w:pPr>
+        <w:jc w:val="both"/>
+        <w:rPr>
+          <w:sz w:val="44"/>
+          <w:szCs w:val="44"/>
+          <w:u w:val="single"/>
+        </w:rPr>
+      </w:pPr>
       <w:r>
         <w:rPr>
           <w:sz w:val="44"/>
@@ -1594,6 +1728,7 @@
           <w:szCs w:val="44"/>
           <w:u w:val="single"/>
         </w:rPr>
+        <w:lastRenderedPageBreak/>
         <w:t>Lab 12</w:t>
       </w:r>
     </w:p>

--- a/LABlogbook.docx
+++ b/LABlogbook.docx
@@ -19,6 +19,16 @@
         </w:rPr>
         <w:t>LAB Logbook</w:t>
       </w:r>
+    </w:p>
+    <w:p>
+      <w:pPr>
+        <w:jc w:val="center"/>
+        <w:rPr>
+          <w:sz w:val="56"/>
+          <w:szCs w:val="56"/>
+          <w:u w:val="single"/>
+        </w:rPr>
+      </w:pPr>
     </w:p>
     <w:p>
       <w:pPr>
@@ -339,7 +349,7 @@
           <w:sz w:val="24"/>
           <w:szCs w:val="24"/>
         </w:rPr>
-        <w:t>EDA plot created by me is boxplot</w:t>
+        <w:t>EDA plot created is boxplot</w:t>
       </w:r>
     </w:p>
     <w:p>
@@ -645,7 +655,7 @@
           <w:u w:val="single"/>
         </w:rPr>
         <w:drawing>
-          <wp:inline distT="0" distB="0" distL="0" distR="0" wp14:anchorId="40AA898E" wp14:editId="0135B0E4">
+          <wp:inline distT="0" distB="0" distL="0" distR="0" wp14:anchorId="40AA898E" wp14:editId="48D0E0FC">
             <wp:extent cx="5731510" cy="521970"/>
             <wp:effectExtent l="0" t="0" r="0" b="0"/>
             <wp:docPr id="1112945476" name="Picture 2"/>
@@ -704,7 +714,7 @@
           <w:u w:val="single"/>
         </w:rPr>
         <w:drawing>
-          <wp:inline distT="0" distB="0" distL="0" distR="0" wp14:anchorId="005F5813" wp14:editId="7EB858DA">
+          <wp:inline distT="0" distB="0" distL="0" distR="0" wp14:anchorId="005F5813" wp14:editId="2FD2E611">
             <wp:extent cx="5731510" cy="521970"/>
             <wp:effectExtent l="0" t="0" r="0" b="0"/>
             <wp:docPr id="1608759705" name="Picture 3"/>
@@ -1712,25 +1722,217 @@
           <w:szCs w:val="44"/>
         </w:rPr>
       </w:pPr>
-    </w:p>
-    <w:p>
-      <w:pPr>
-        <w:jc w:val="both"/>
-        <w:rPr>
-          <w:sz w:val="44"/>
-          <w:szCs w:val="44"/>
-          <w:u w:val="single"/>
-        </w:rPr>
-      </w:pPr>
-      <w:r>
-        <w:rPr>
-          <w:sz w:val="44"/>
-          <w:szCs w:val="44"/>
-          <w:u w:val="single"/>
+      <w:r>
+        <w:rPr>
+          <w:noProof/>
+          <w:sz w:val="44"/>
+          <w:szCs w:val="44"/>
         </w:rPr>
         <w:lastRenderedPageBreak/>
+        <w:drawing>
+          <wp:inline distT="0" distB="0" distL="0" distR="0" wp14:anchorId="22F0D698" wp14:editId="078027D4">
+            <wp:extent cx="5731510" cy="2955290"/>
+            <wp:effectExtent l="0" t="0" r="0" b="3810"/>
+            <wp:docPr id="1800182952" name="Picture 1"/>
+            <wp:cNvGraphicFramePr>
+              <a:graphicFrameLocks xmlns:a="http://schemas.openxmlformats.org/drawingml/2006/main" noChangeAspect="1"/>
+            </wp:cNvGraphicFramePr>
+            <a:graphic xmlns:a="http://schemas.openxmlformats.org/drawingml/2006/main">
+              <a:graphicData uri="http://schemas.openxmlformats.org/drawingml/2006/picture">
+                <pic:pic xmlns:pic="http://schemas.openxmlformats.org/drawingml/2006/picture">
+                  <pic:nvPicPr>
+                    <pic:cNvPr id="1800182952" name="Picture 1800182952"/>
+                    <pic:cNvPicPr/>
+                  </pic:nvPicPr>
+                  <pic:blipFill>
+                    <a:blip r:embed="rId23" cstate="print">
+                      <a:extLst>
+                        <a:ext uri="{28A0092B-C50C-407E-A947-70E740481C1C}">
+                          <a14:useLocalDpi xmlns:a14="http://schemas.microsoft.com/office/drawing/2010/main" val="0"/>
+                        </a:ext>
+                      </a:extLst>
+                    </a:blip>
+                    <a:stretch>
+                      <a:fillRect/>
+                    </a:stretch>
+                  </pic:blipFill>
+                  <pic:spPr>
+                    <a:xfrm>
+                      <a:off x="0" y="0"/>
+                      <a:ext cx="5731510" cy="2955290"/>
+                    </a:xfrm>
+                    <a:prstGeom prst="rect">
+                      <a:avLst/>
+                    </a:prstGeom>
+                  </pic:spPr>
+                </pic:pic>
+              </a:graphicData>
+            </a:graphic>
+          </wp:inline>
+        </w:drawing>
+      </w:r>
+    </w:p>
+    <w:p>
+      <w:pPr>
+        <w:spacing w:line="360" w:lineRule="auto"/>
+        <w:rPr>
+          <w:sz w:val="24"/>
+          <w:szCs w:val="24"/>
+          <w:lang w:eastAsia="en-GB"/>
+        </w:rPr>
+      </w:pPr>
+      <w:r>
+        <w:rPr>
+          <w:sz w:val="24"/>
+          <w:szCs w:val="24"/>
+          <w:lang w:eastAsia="en-GB"/>
+        </w:rPr>
+        <w:t>This bar chart compares the performance of Logistic Regression, Random Forest, and Gradient Boosting on the Android malware classification task using accuracy, precision, recall, and F1 score. The graph shows that Random Forest and Gradient Boosting performed slightly better overall than Logistic Regression.</w:t>
+      </w:r>
+    </w:p>
+    <w:p>
+      <w:pPr>
+        <w:jc w:val="both"/>
+        <w:rPr>
+          <w:sz w:val="44"/>
+          <w:szCs w:val="44"/>
+        </w:rPr>
+      </w:pPr>
+    </w:p>
+    <w:p>
+      <w:pPr>
+        <w:jc w:val="both"/>
+        <w:rPr>
+          <w:sz w:val="44"/>
+          <w:szCs w:val="44"/>
+          <w:u w:val="single"/>
+        </w:rPr>
+      </w:pPr>
+      <w:r>
+        <w:rPr>
+          <w:sz w:val="44"/>
+          <w:szCs w:val="44"/>
+          <w:u w:val="single"/>
+        </w:rPr>
         <w:t>Lab 12</w:t>
       </w:r>
+    </w:p>
+    <w:p>
+      <w:pPr>
+        <w:jc w:val="both"/>
+        <w:rPr>
+          <w:sz w:val="44"/>
+          <w:szCs w:val="44"/>
+        </w:rPr>
+      </w:pPr>
+    </w:p>
+    <w:p>
+      <w:pPr>
+        <w:jc w:val="both"/>
+        <w:rPr>
+          <w:sz w:val="44"/>
+          <w:szCs w:val="44"/>
+          <w:u w:val="single"/>
+        </w:rPr>
+      </w:pPr>
+    </w:p>
+    <w:p>
+      <w:pPr>
+        <w:jc w:val="both"/>
+        <w:rPr>
+          <w:sz w:val="44"/>
+          <w:szCs w:val="44"/>
+          <w:u w:val="single"/>
+        </w:rPr>
+      </w:pPr>
+    </w:p>
+    <w:p>
+      <w:pPr>
+        <w:jc w:val="both"/>
+        <w:rPr>
+          <w:sz w:val="44"/>
+          <w:szCs w:val="44"/>
+          <w:u w:val="single"/>
+        </w:rPr>
+      </w:pPr>
+    </w:p>
+    <w:p>
+      <w:pPr>
+        <w:rPr>
+          <w:sz w:val="44"/>
+          <w:szCs w:val="44"/>
+          <w:u w:val="single"/>
+        </w:rPr>
+      </w:pPr>
+      <w:r>
+        <w:rPr>
+          <w:sz w:val="44"/>
+          <w:szCs w:val="44"/>
+          <w:u w:val="single"/>
+        </w:rPr>
+        <w:t>GitHub Repository (Practical Exercises)</w:t>
+      </w:r>
+    </w:p>
+    <w:p>
+      <w:pPr>
+        <w:rPr>
+          <w:sz w:val="36"/>
+          <w:szCs w:val="36"/>
+          <w:lang w:eastAsia="en-GB"/>
+        </w:rPr>
+      </w:pPr>
+      <w:r>
+        <w:rPr>
+          <w:sz w:val="36"/>
+          <w:szCs w:val="36"/>
+          <w:lang w:eastAsia="en-GB"/>
+        </w:rPr>
+        <w:t>GitHub repository containing all weekly practical exercises and lab</w:t>
+      </w:r>
+      <w:r>
+        <w:rPr>
+          <w:sz w:val="36"/>
+          <w:szCs w:val="36"/>
+          <w:lang w:eastAsia="en-GB"/>
+        </w:rPr>
+        <w:t xml:space="preserve"> </w:t>
+      </w:r>
+      <w:proofErr w:type="spellStart"/>
+      <w:r>
+        <w:rPr>
+          <w:sz w:val="36"/>
+          <w:szCs w:val="36"/>
+          <w:lang w:eastAsia="en-GB"/>
+        </w:rPr>
+        <w:t>jupyter</w:t>
+      </w:r>
+      <w:proofErr w:type="spellEnd"/>
+      <w:r>
+        <w:rPr>
+          <w:sz w:val="36"/>
+          <w:szCs w:val="36"/>
+          <w:lang w:eastAsia="en-GB"/>
+        </w:rPr>
+        <w:t xml:space="preserve"> notebooks:</w:t>
+      </w:r>
+    </w:p>
+    <w:p>
+      <w:pPr>
+        <w:rPr>
+          <w:sz w:val="40"/>
+          <w:szCs w:val="40"/>
+        </w:rPr>
+      </w:pPr>
+      <w:hyperlink r:id="rId24" w:history="1">
+        <w:r>
+          <w:rPr>
+            <w:rStyle w:val="Hyperlink"/>
+            <w:sz w:val="40"/>
+            <w:szCs w:val="40"/>
+          </w:rPr>
+          <w:t>https://github.com/ranselorm/cybersescurity-ai</w:t>
+        </w:r>
+      </w:hyperlink>
     </w:p>
     <w:sectPr>
       <w:pgSz w:w="11906" w:h="16838"/>
